--- a/www/Questionaire for R Shiny.docx
+++ b/www/Questionaire for R Shiny.docx
@@ -313,13 +313,7 @@
               <w:rPr>
                 <w:lang w:val="en-GB"/>
               </w:rPr>
-              <w:t>User h</w:t>
-            </w:r>
-            <w:r>
-              <w:rPr>
-                <w:lang w:val="en-GB"/>
-              </w:rPr>
-              <w:t>ealth and safety</w:t>
+              <w:t>Direct costs</w:t>
             </w:r>
           </w:p>
         </w:tc>
@@ -363,7 +357,7 @@
               <w:rPr>
                 <w:lang w:val="en-GB"/>
               </w:rPr>
-              <w:t>Direct costs</w:t>
+              <w:t>Environmental impact</w:t>
             </w:r>
           </w:p>
         </w:tc>
@@ -407,7 +401,13 @@
               <w:rPr>
                 <w:lang w:val="en-GB"/>
               </w:rPr>
-              <w:t>Environmental impact</w:t>
+              <w:t>User h</w:t>
+            </w:r>
+            <w:r>
+              <w:rPr>
+                <w:lang w:val="en-GB"/>
+              </w:rPr>
+              <w:t>ealth and safety</w:t>
             </w:r>
           </w:p>
         </w:tc>
@@ -1946,54 +1946,57 @@
         <w:rPr>
           <w:lang w:val="en-GB"/>
         </w:rPr>
-        <w:t>User h</w:t>
-      </w:r>
-      <w:r>
-        <w:rPr>
-          <w:lang w:val="en-GB"/>
-        </w:rPr>
-        <w:t>ealth and safety</w:t>
-      </w:r>
-    </w:p>
-    <w:p>
-      <w:pPr>
-        <w:rPr>
-          <w:lang w:val="en-GB"/>
-        </w:rPr>
-      </w:pPr>
-      <w:r>
-        <w:rPr>
-          <w:lang w:val="en-GB"/>
-        </w:rPr>
-        <w:t xml:space="preserve">This is for factors </w:t>
-      </w:r>
-      <w:r>
-        <w:rPr>
-          <w:b/>
-          <w:bCs/>
-          <w:u w:val="single"/>
-          <w:lang w:val="en-GB"/>
-        </w:rPr>
-        <w:t>other</w:t>
-      </w:r>
-      <w:r>
-        <w:rPr>
-          <w:lang w:val="en-GB"/>
-        </w:rPr>
-        <w:t xml:space="preserve"> than any pesticides used as these are assessed and calculated from the pesticide application data using the Pesticide Impact Explorer (PIE) tool.  </w:t>
-      </w:r>
-    </w:p>
-    <w:p>
-      <w:pPr>
-        <w:rPr>
-          <w:lang w:val="en-GB"/>
-        </w:rPr>
-      </w:pPr>
-      <w:r>
-        <w:rPr>
-          <w:lang w:val="en-GB"/>
-        </w:rPr>
-        <w:t>Worker exposure to health and/or safety risks is:</w:t>
+        <w:t>Direct costs</w:t>
+      </w:r>
+    </w:p>
+    <w:p>
+      <w:pPr>
+        <w:rPr>
+          <w:lang w:val="en-GB"/>
+        </w:rPr>
+      </w:pPr>
+      <w:r>
+        <w:rPr>
+          <w:lang w:val="en-GB"/>
+        </w:rPr>
+        <w:t xml:space="preserve">This is a measure of </w:t>
+      </w:r>
+      <w:r>
+        <w:rPr>
+          <w:lang w:val="en-GB"/>
+        </w:rPr>
+        <w:t>the value delivered a</w:t>
+      </w:r>
+      <w:r>
+        <w:rPr>
+          <w:lang w:val="en-GB"/>
+        </w:rPr>
+        <w:t>gainst</w:t>
+      </w:r>
+      <w:r>
+        <w:rPr>
+          <w:lang w:val="en-GB"/>
+        </w:rPr>
+        <w:t xml:space="preserve"> the cost of the package</w:t>
+      </w:r>
+      <w:r>
+        <w:rPr>
+          <w:lang w:val="en-GB"/>
+        </w:rPr>
+        <w:t xml:space="preserve">. </w:t>
+      </w:r>
+    </w:p>
+    <w:p>
+      <w:pPr>
+        <w:rPr>
+          <w:lang w:val="en-GB"/>
+        </w:rPr>
+      </w:pPr>
+      <w:r>
+        <w:rPr>
+          <w:lang w:val="en-GB"/>
+        </w:rPr>
+        <w:t>The net cost of the technology/package to implement is:</w:t>
       </w:r>
     </w:p>
     <w:tbl>
@@ -2244,13 +2247,19 @@
         <w:rPr>
           <w:lang w:val="en-GB"/>
         </w:rPr>
-        <w:t>Exposure to physical risks, such as the use of ladders</w:t>
-      </w:r>
-      <w:r>
-        <w:rPr>
-          <w:lang w:val="en-GB"/>
-        </w:rPr>
-        <w:t xml:space="preserve"> when implementing the practice</w:t>
+        <w:t xml:space="preserve">Does it require upfront costs that take time to </w:t>
+      </w:r>
+      <w:r>
+        <w:rPr>
+          <w:lang w:val="en-GB"/>
+        </w:rPr>
+        <w:t>see a return on investment</w:t>
+      </w:r>
+      <w:r>
+        <w:rPr>
+          <w:lang w:val="en-GB"/>
+        </w:rPr>
+        <w:t xml:space="preserve">, for example buying a mechanical weeding implement. </w:t>
       </w:r>
     </w:p>
     <w:p>
@@ -2268,32 +2277,44 @@
         <w:rPr>
           <w:lang w:val="en-GB"/>
         </w:rPr>
-        <w:t>Does it involve activities that must be done at night, or during the heat of the day</w:t>
-      </w:r>
-    </w:p>
-    <w:p>
-      <w:pPr>
-        <w:pStyle w:val="ListParagraph"/>
-        <w:numPr>
-          <w:ilvl w:val="0"/>
-          <w:numId w:val="6"/>
-        </w:numPr>
-        <w:rPr>
-          <w:lang w:val="en-GB"/>
-        </w:rPr>
-      </w:pPr>
-      <w:r>
-        <w:rPr>
-          <w:lang w:val="en-GB"/>
-        </w:rPr>
         <w:lastRenderedPageBreak/>
-        <w:t>You should think about health and safety issues not relating to the use of pesticides – there is an additional tool (Pesticide Impact Explorer (PIE</w:t>
-      </w:r>
-      <w:r>
-        <w:rPr>
-          <w:lang w:val="en-GB"/>
-        </w:rPr>
-        <w:t>) that allows you to enter the pesticide applications and get a numeric estimate of risk, as well as societal costs</w:t>
+        <w:t>Does it require</w:t>
+      </w:r>
+      <w:r>
+        <w:rPr>
+          <w:lang w:val="en-GB"/>
+        </w:rPr>
+        <w:t xml:space="preserve"> time before the return on investment is realized,</w:t>
+      </w:r>
+      <w:r>
+        <w:rPr>
+          <w:lang w:val="en-GB"/>
+        </w:rPr>
+        <w:t xml:space="preserve"> or is it realized immediately,</w:t>
+      </w:r>
+      <w:r>
+        <w:rPr>
+          <w:lang w:val="en-GB"/>
+        </w:rPr>
+        <w:t xml:space="preserve"> for example </w:t>
+      </w:r>
+      <w:r>
+        <w:rPr>
+          <w:lang w:val="en-GB"/>
+        </w:rPr>
+        <w:t>planting of a diverse flowe</w:t>
+      </w:r>
+      <w:r>
+        <w:rPr>
+          <w:lang w:val="en-GB"/>
+        </w:rPr>
+        <w:t>r buffer versus re-establishing native habitat</w:t>
+      </w:r>
+      <w:r>
+        <w:rPr>
+          <w:lang w:val="en-GB"/>
+        </w:rPr>
+        <w:t>.</w:t>
       </w:r>
     </w:p>
     <w:p>
@@ -2307,57 +2328,66 @@
         <w:rPr>
           <w:lang w:val="en-GB"/>
         </w:rPr>
-        <w:t>Direct costs</w:t>
-      </w:r>
-    </w:p>
-    <w:p>
-      <w:pPr>
-        <w:rPr>
-          <w:lang w:val="en-GB"/>
-        </w:rPr>
-      </w:pPr>
-      <w:r>
-        <w:rPr>
-          <w:lang w:val="en-GB"/>
-        </w:rPr>
-        <w:t xml:space="preserve">This is a measure of </w:t>
-      </w:r>
-      <w:r>
-        <w:rPr>
-          <w:lang w:val="en-GB"/>
-        </w:rPr>
-        <w:t>the value delivered a</w:t>
-      </w:r>
-      <w:r>
-        <w:rPr>
-          <w:lang w:val="en-GB"/>
-        </w:rPr>
-        <w:t>gainst</w:t>
-      </w:r>
-      <w:r>
-        <w:rPr>
-          <w:lang w:val="en-GB"/>
-        </w:rPr>
-        <w:t xml:space="preserve"> the cost of the package</w:t>
-      </w:r>
-      <w:r>
-        <w:rPr>
-          <w:lang w:val="en-GB"/>
-        </w:rPr>
-        <w:t xml:space="preserve">. </w:t>
-      </w:r>
-    </w:p>
-    <w:p>
-      <w:pPr>
-        <w:rPr>
-          <w:lang w:val="en-GB"/>
-        </w:rPr>
-      </w:pPr>
-      <w:r>
-        <w:rPr>
-          <w:lang w:val="en-GB"/>
-        </w:rPr>
-        <w:t>The net cost of the technology/package to implement is:</w:t>
+        <w:t>Environmental impact</w:t>
+      </w:r>
+    </w:p>
+    <w:p>
+      <w:pPr>
+        <w:rPr>
+          <w:lang w:val="en-GB"/>
+        </w:rPr>
+      </w:pPr>
+      <w:r>
+        <w:rPr>
+          <w:lang w:val="en-GB"/>
+        </w:rPr>
+        <w:t xml:space="preserve">This is for factors </w:t>
+      </w:r>
+      <w:r>
+        <w:rPr>
+          <w:b/>
+          <w:bCs/>
+          <w:u w:val="single"/>
+          <w:lang w:val="en-GB"/>
+        </w:rPr>
+        <w:t>other</w:t>
+      </w:r>
+      <w:r>
+        <w:rPr>
+          <w:lang w:val="en-GB"/>
+        </w:rPr>
+        <w:t xml:space="preserve"> than any pesticides used as these are assessed and calculated from the pesticide application data using the Pesticide Impact Explorer (PIE) tool.  </w:t>
+      </w:r>
+    </w:p>
+    <w:p>
+      <w:pPr>
+        <w:rPr>
+          <w:lang w:val="en-GB"/>
+        </w:rPr>
+      </w:pPr>
+      <w:r>
+        <w:rPr>
+          <w:lang w:val="en-GB"/>
+        </w:rPr>
+        <w:t xml:space="preserve">The </w:t>
+      </w:r>
+      <w:r>
+        <w:rPr>
+          <w:lang w:val="en-GB"/>
+        </w:rPr>
+        <w:t>potential environmental impact</w:t>
+      </w:r>
+      <w:r>
+        <w:rPr>
+          <w:lang w:val="en-GB"/>
+        </w:rPr>
+        <w:t xml:space="preserve"> of the practice(s) is/are</w:t>
+      </w:r>
+      <w:r>
+        <w:rPr>
+          <w:lang w:val="en-GB"/>
+        </w:rPr>
+        <w:t>:</w:t>
       </w:r>
     </w:p>
     <w:tbl>
@@ -2608,19 +2638,19 @@
         <w:rPr>
           <w:lang w:val="en-GB"/>
         </w:rPr>
-        <w:t xml:space="preserve">Does it require upfront costs that take time to </w:t>
-      </w:r>
-      <w:r>
-        <w:rPr>
-          <w:lang w:val="en-GB"/>
-        </w:rPr>
-        <w:t>see a return on investment</w:t>
-      </w:r>
-      <w:r>
-        <w:rPr>
-          <w:lang w:val="en-GB"/>
-        </w:rPr>
-        <w:t xml:space="preserve">, for example buying a mechanical weeding implement. </w:t>
+        <w:t xml:space="preserve">Does </w:t>
+      </w:r>
+      <w:r>
+        <w:rPr>
+          <w:lang w:val="en-GB"/>
+        </w:rPr>
+        <w:t>the practice impact greenhouse gas emissions</w:t>
+      </w:r>
+      <w:r>
+        <w:rPr>
+          <w:lang w:val="en-GB"/>
+        </w:rPr>
+        <w:t>, for example by requiring more tractor passes</w:t>
       </w:r>
     </w:p>
     <w:p>
@@ -2638,43 +2668,49 @@
         <w:rPr>
           <w:lang w:val="en-GB"/>
         </w:rPr>
-        <w:t>Does it require</w:t>
-      </w:r>
-      <w:r>
-        <w:rPr>
-          <w:lang w:val="en-GB"/>
-        </w:rPr>
-        <w:t xml:space="preserve"> time before the return on investment is realized,</w:t>
-      </w:r>
-      <w:r>
-        <w:rPr>
-          <w:lang w:val="en-GB"/>
-        </w:rPr>
-        <w:t xml:space="preserve"> or is it realized immediately,</w:t>
-      </w:r>
-      <w:r>
-        <w:rPr>
-          <w:lang w:val="en-GB"/>
-        </w:rPr>
-        <w:t xml:space="preserve"> for example </w:t>
-      </w:r>
-      <w:r>
-        <w:rPr>
-          <w:lang w:val="en-GB"/>
-        </w:rPr>
-        <w:t>planting of a diverse flowe</w:t>
-      </w:r>
-      <w:r>
-        <w:rPr>
-          <w:lang w:val="en-GB"/>
-        </w:rPr>
-        <w:t>r buffer versus re-establishing native habitat</w:t>
-      </w:r>
-      <w:r>
-        <w:rPr>
-          <w:lang w:val="en-GB"/>
-        </w:rPr>
-        <w:t>.</w:t>
+        <w:t>Does the practice impact water quality</w:t>
+      </w:r>
+      <w:r>
+        <w:rPr>
+          <w:lang w:val="en-GB"/>
+        </w:rPr>
+        <w:t>, for example by reducing nitrogen applications</w:t>
+      </w:r>
+    </w:p>
+    <w:p>
+      <w:pPr>
+        <w:pStyle w:val="ListParagraph"/>
+        <w:numPr>
+          <w:ilvl w:val="0"/>
+          <w:numId w:val="6"/>
+        </w:numPr>
+        <w:rPr>
+          <w:lang w:val="en-GB"/>
+        </w:rPr>
+      </w:pPr>
+      <w:r>
+        <w:rPr>
+          <w:lang w:val="en-GB"/>
+        </w:rPr>
+        <w:t>Does the practice support biodiversity</w:t>
+      </w:r>
+      <w:r>
+        <w:rPr>
+          <w:lang w:val="en-GB"/>
+        </w:rPr>
+        <w:t xml:space="preserve">, for example by </w:t>
+      </w:r>
+      <w:r>
+        <w:rPr>
+          <w:lang w:val="en-GB"/>
+        </w:rPr>
+        <w:t>establishing flower strips</w:t>
+      </w:r>
+      <w:r>
+        <w:rPr>
+          <w:lang w:val="en-GB"/>
+        </w:rPr>
+        <w:t xml:space="preserve"> along field borders</w:t>
       </w:r>
     </w:p>
     <w:p>
@@ -2688,7 +2724,7 @@
         <w:rPr>
           <w:lang w:val="en-GB"/>
         </w:rPr>
-        <w:t>Environmental impact</w:t>
+        <w:t>User health and safety</w:t>
       </w:r>
     </w:p>
     <w:p>
@@ -2729,25 +2765,7 @@
         <w:rPr>
           <w:lang w:val="en-GB"/>
         </w:rPr>
-        <w:t xml:space="preserve">The </w:t>
-      </w:r>
-      <w:r>
-        <w:rPr>
-          <w:lang w:val="en-GB"/>
-        </w:rPr>
-        <w:t>potential environmental impact</w:t>
-      </w:r>
-      <w:r>
-        <w:rPr>
-          <w:lang w:val="en-GB"/>
-        </w:rPr>
-        <w:t xml:space="preserve"> of the practice(s) is/are</w:t>
-      </w:r>
-      <w:r>
-        <w:rPr>
-          <w:lang w:val="en-GB"/>
-        </w:rPr>
-        <w:t>:</w:t>
+        <w:t>Worker exposure to health and/or safety risks is:</w:t>
       </w:r>
     </w:p>
     <w:tbl>
@@ -2998,19 +3016,7 @@
         <w:rPr>
           <w:lang w:val="en-GB"/>
         </w:rPr>
-        <w:t xml:space="preserve">Does </w:t>
-      </w:r>
-      <w:r>
-        <w:rPr>
-          <w:lang w:val="en-GB"/>
-        </w:rPr>
-        <w:t>the practice impact greenhouse gas emissions</w:t>
-      </w:r>
-      <w:r>
-        <w:rPr>
-          <w:lang w:val="en-GB"/>
-        </w:rPr>
-        <w:t>, for example by requiring more tractor passes</w:t>
+        <w:t>Exposure to physical risks, such as the use of ladders when implementing the practice</w:t>
       </w:r>
     </w:p>
     <w:p>
@@ -3028,13 +3034,7 @@
         <w:rPr>
           <w:lang w:val="en-GB"/>
         </w:rPr>
-        <w:t>Does the practice impact water quality</w:t>
-      </w:r>
-      <w:r>
-        <w:rPr>
-          <w:lang w:val="en-GB"/>
-        </w:rPr>
-        <w:t>, for example by reducing nitrogen applications</w:t>
+        <w:t>Does it involve activities that must be done at night, or during the heat of the day</w:t>
       </w:r>
     </w:p>
     <w:p>
@@ -3052,25 +3052,8 @@
         <w:rPr>
           <w:lang w:val="en-GB"/>
         </w:rPr>
-        <w:t>Does the practice support biodiversity</w:t>
-      </w:r>
-      <w:r>
-        <w:rPr>
-          <w:lang w:val="en-GB"/>
-        </w:rPr>
-        <w:t xml:space="preserve">, for example by </w:t>
-      </w:r>
-      <w:r>
-        <w:rPr>
-          <w:lang w:val="en-GB"/>
-        </w:rPr>
-        <w:t>establishing flower strips</w:t>
-      </w:r>
-      <w:r>
-        <w:rPr>
-          <w:lang w:val="en-GB"/>
-        </w:rPr>
-        <w:t xml:space="preserve"> along field borders</w:t>
+        <w:lastRenderedPageBreak/>
+        <w:t>You should think about health and safety issues not relating to the use of pesticides – there is an additional tool (Pesticide Impact Explorer (PIE) that allows you to enter the pesticide applications and get a numeric estimate of risk, as well as societal costs</w:t>
       </w:r>
     </w:p>
     <w:p>
@@ -3084,7 +3067,6 @@
         <w:rPr>
           <w:lang w:val="en-GB"/>
         </w:rPr>
-        <w:lastRenderedPageBreak/>
         <w:t>Time and management</w:t>
       </w:r>
     </w:p>
@@ -3794,6 +3776,7 @@
         <w:rPr>
           <w:lang w:val="en-GB"/>
         </w:rPr>
+        <w:lastRenderedPageBreak/>
         <w:t xml:space="preserve">Does the practice require </w:t>
       </w:r>
       <w:r>
@@ -6116,6 +6099,21 @@
 </file>
 
 <file path=customXml/item2.xml><?xml version="1.0" encoding="utf-8"?>
+<?mso-contentType ?>
+<FormTemplates xmlns="http://schemas.microsoft.com/sharepoint/v3/contenttype/forms">
+  <Display>DocumentLibraryForm</Display>
+  <Edit>DocumentLibraryForm</Edit>
+  <New>DocumentLibraryForm</New>
+</FormTemplates>
+</file>
+
+<file path=customXml/item3.xml><?xml version="1.0" encoding="utf-8"?>
+<p:properties xmlns:p="http://schemas.microsoft.com/office/2006/metadata/properties" xmlns:xsi="http://www.w3.org/2001/XMLSchema-instance" xmlns:pc="http://schemas.microsoft.com/office/infopath/2007/PartnerControls">
+  <documentManagement/>
+</p:properties>
+</file>
+
+<file path=customXml/item4.xml><?xml version="1.0" encoding="utf-8"?>
 <ct:contentTypeSchema xmlns:ct="http://schemas.microsoft.com/office/2006/metadata/contentType" xmlns:ma="http://schemas.microsoft.com/office/2006/metadata/properties/metaAttributes" ct:_="" ma:_="" ma:contentTypeName="Document" ma:contentTypeID="0x0101003C910C3F659AA248841421F8984B934B" ma:contentTypeVersion="0" ma:contentTypeDescription="Create a new document." ma:contentTypeScope="" ma:versionID="3cb03c21839d952800c78bcbdd9f4e8d">
   <xsd:schema xmlns:xsd="http://www.w3.org/2001/XMLSchema" xmlns:xs="http://www.w3.org/2001/XMLSchema" xmlns:p="http://schemas.microsoft.com/office/2006/metadata/properties" targetNamespace="http://schemas.microsoft.com/office/2006/metadata/properties" ma:root="true" ma:fieldsID="27b4a4f76bea50102067bc7ec8c6d4d1">
     <xsd:element name="properties">
@@ -6229,21 +6227,6 @@
 </ct:contentTypeSchema>
 </file>
 
-<file path=customXml/item3.xml><?xml version="1.0" encoding="utf-8"?>
-<p:properties xmlns:p="http://schemas.microsoft.com/office/2006/metadata/properties" xmlns:xsi="http://www.w3.org/2001/XMLSchema-instance" xmlns:pc="http://schemas.microsoft.com/office/infopath/2007/PartnerControls">
-  <documentManagement/>
-</p:properties>
-</file>
-
-<file path=customXml/item4.xml><?xml version="1.0" encoding="utf-8"?>
-<?mso-contentType ?>
-<FormTemplates xmlns="http://schemas.microsoft.com/sharepoint/v3/contenttype/forms">
-  <Display>DocumentLibraryForm</Display>
-  <Edit>DocumentLibraryForm</Edit>
-  <New>DocumentLibraryForm</New>
-</FormTemplates>
-</file>
-
 <file path=customXml/itemProps1.xml><?xml version="1.0" encoding="utf-8"?>
 <ds:datastoreItem xmlns:ds="http://schemas.openxmlformats.org/officeDocument/2006/customXml" ds:itemID="{1AD084C8-B4E8-7C4B-8770-2FD3E39029B7}">
   <ds:schemaRefs>
@@ -6253,6 +6236,23 @@
 </file>
 
 <file path=customXml/itemProps2.xml><?xml version="1.0" encoding="utf-8"?>
+<ds:datastoreItem xmlns:ds="http://schemas.openxmlformats.org/officeDocument/2006/customXml" ds:itemID="{5ABC6505-7F7A-4A83-90A0-0745D8382E2C}">
+  <ds:schemaRefs>
+    <ds:schemaRef ds:uri="http://schemas.microsoft.com/sharepoint/v3/contenttype/forms"/>
+  </ds:schemaRefs>
+</ds:datastoreItem>
+</file>
+
+<file path=customXml/itemProps3.xml><?xml version="1.0" encoding="utf-8"?>
+<ds:datastoreItem xmlns:ds="http://schemas.openxmlformats.org/officeDocument/2006/customXml" ds:itemID="{97EAD5F6-2DD9-4190-8589-C1BA867A8AE6}">
+  <ds:schemaRefs>
+    <ds:schemaRef ds:uri="http://schemas.microsoft.com/office/2006/metadata/properties"/>
+    <ds:schemaRef ds:uri="http://schemas.microsoft.com/office/infopath/2007/PartnerControls"/>
+  </ds:schemaRefs>
+</ds:datastoreItem>
+</file>
+
+<file path=customXml/itemProps4.xml><?xml version="1.0" encoding="utf-8"?>
 <ds:datastoreItem xmlns:ds="http://schemas.openxmlformats.org/officeDocument/2006/customXml" ds:itemID="{4CD770F1-EA2B-496E-8056-64D82FB53FAA}">
   <ds:schemaRefs>
     <ds:schemaRef ds:uri="http://schemas.microsoft.com/office/2006/metadata/contentType"/>
@@ -6268,23 +6268,6 @@
 </ds:datastoreItem>
 </file>
 
-<file path=customXml/itemProps3.xml><?xml version="1.0" encoding="utf-8"?>
-<ds:datastoreItem xmlns:ds="http://schemas.openxmlformats.org/officeDocument/2006/customXml" ds:itemID="{97EAD5F6-2DD9-4190-8589-C1BA867A8AE6}">
-  <ds:schemaRefs>
-    <ds:schemaRef ds:uri="http://schemas.microsoft.com/office/2006/metadata/properties"/>
-    <ds:schemaRef ds:uri="http://schemas.microsoft.com/office/infopath/2007/PartnerControls"/>
-  </ds:schemaRefs>
-</ds:datastoreItem>
-</file>
-
-<file path=customXml/itemProps4.xml><?xml version="1.0" encoding="utf-8"?>
-<ds:datastoreItem xmlns:ds="http://schemas.openxmlformats.org/officeDocument/2006/customXml" ds:itemID="{5ABC6505-7F7A-4A83-90A0-0745D8382E2C}">
-  <ds:schemaRefs>
-    <ds:schemaRef ds:uri="http://schemas.microsoft.com/sharepoint/v3/contenttype/forms"/>
-  </ds:schemaRefs>
-</ds:datastoreItem>
-</file>
-
 <file path=docMetadata/LabelInfo.xml><?xml version="1.0" encoding="utf-8"?>
 <clbl:labelList xmlns:clbl="http://schemas.microsoft.com/office/2020/mipLabelMetadata">
   <clbl:label id="{61fd1d36-fecb-47ca-b7d7-d0df0370a198}" enabled="0" method="" siteId="{61fd1d36-fecb-47ca-b7d7-d0df0370a198}" removed="1"/>
